--- a/Bieu_mau_Word/BM-TV-03_Bien_ban_tham_van_Cong_nhan_khai_thac.docx
+++ b/Bieu_mau_Word/BM-TV-03_Bien_ban_tham_van_Cong_nhan_khai_thac.docx
@@ -109,7 +109,7 @@
     </w:tbl>
     <w:p>
       <w:pPr>
-        <w:spacing w:after="60" w:before="60" w:line="264"/>
+        <w:spacing w:after="20" w:before="60" w:line="264"/>
       </w:pPr>
       <w:r>
         <w:rPr>
@@ -134,6 +134,35 @@
           <w:szCs w:val="21"/>
         </w:rPr>
         <w:t xml:space="preserve">Thu thập ý kiến bên liên quan về tính hợp pháp, môi trường, lao động và xã hội của vùng cung ứng gỗ nguyên liệu.</w:t>
+      </w:r>
+    </w:p>
+    <w:p>
+      <w:pPr>
+        <w:spacing w:after="60" w:before="0" w:line="264"/>
+      </w:pPr>
+      <w:r>
+        <w:rPr>
+          <w:rFonts w:ascii="Times New Roman" w:cs="Times New Roman" w:eastAsia="Times New Roman" w:hAnsi="Times New Roman"/>
+          <w:b/>
+          <w:bCs/>
+          <w:i/>
+          <w:iCs/>
+          <w:color w:val="2E75B6"/>
+          <w:sz w:val="21"/>
+          <w:szCs w:val="21"/>
+        </w:rPr>
+        <w:t xml:space="preserve">Tham chiếu FSC: </w:t>
+      </w:r>
+      <w:r>
+        <w:rPr>
+          <w:rFonts w:ascii="Times New Roman" w:cs="Times New Roman" w:eastAsia="Times New Roman" w:hAnsi="Times New Roman"/>
+          <w:i/>
+          <w:iCs/>
+          <w:color w:val="404040"/>
+          <w:sz w:val="21"/>
+          <w:szCs w:val="21"/>
+        </w:rPr>
+        <w:t xml:space="preserve">FSC-STD-40-005 V3-1 mục 6 — tham vấn bên liên quan bằng phương thức phù hợp văn hóa; ghi nhận ý kiến và phản hồi cách tiếp thu; kết quả dùng cho đánh giá rủi ro (BM-FSC-09).</w:t>
       </w:r>
     </w:p>
     <w:p>
@@ -754,6 +783,78 @@
                 <w:szCs w:val="22"/>
               </w:rPr>
               <w:t xml:space="preserve">hoanganhkhoiwoodchip@gmail.com</w:t>
+            </w:r>
+          </w:p>
+        </w:tc>
+      </w:tr>
+      <w:tr>
+        <w:trPr>
+          <w:cantSplit/>
+          <w:trHeight w:val="400" w:hRule="atLeast"/>
+        </w:trPr>
+        <w:tc>
+          <w:tcPr>
+            <w:tcW w:type="dxa" w:w="3500"/>
+            <w:tcBorders>
+              <w:top w:val="single" w:color="7F7F7F" w:sz="4"/>
+              <w:left w:val="single" w:color="7F7F7F" w:sz="4"/>
+              <w:bottom w:val="single" w:color="7F7F7F" w:sz="4"/>
+              <w:right w:val="single" w:color="7F7F7F" w:sz="4"/>
+            </w:tcBorders>
+            <w:shd w:fill="DEEAF6" w:color="auto" w:val="clear"/>
+            <w:tcMar>
+              <w:top w:type="dxa" w:w="50"/>
+              <w:left w:type="dxa" w:w="100"/>
+              <w:bottom w:type="dxa" w:w="50"/>
+              <w:right w:type="dxa" w:w="100"/>
+            </w:tcMar>
+            <w:vAlign w:val="center"/>
+          </w:tcPr>
+          <w:p>
+            <w:pPr>
+              <w:spacing w:after="40" w:before="0" w:line="264"/>
+            </w:pPr>
+            <w:r>
+              <w:rPr>
+                <w:rFonts w:ascii="Times New Roman" w:cs="Times New Roman" w:eastAsia="Times New Roman" w:hAnsi="Times New Roman"/>
+                <w:b/>
+                <w:bCs/>
+                <w:sz w:val="22"/>
+                <w:szCs w:val="22"/>
+              </w:rPr>
+              <w:t xml:space="preserve">Sự đồng thuận</w:t>
+            </w:r>
+          </w:p>
+        </w:tc>
+        <w:tc>
+          <w:tcPr>
+            <w:tcW w:type="dxa" w:w="6138"/>
+            <w:tcBorders>
+              <w:top w:val="single" w:color="7F7F7F" w:sz="4"/>
+              <w:left w:val="single" w:color="7F7F7F" w:sz="4"/>
+              <w:bottom w:val="single" w:color="7F7F7F" w:sz="4"/>
+              <w:right w:val="single" w:color="7F7F7F" w:sz="4"/>
+            </w:tcBorders>
+            <w:tcMar>
+              <w:top w:type="dxa" w:w="50"/>
+              <w:left w:type="dxa" w:w="100"/>
+              <w:bottom w:type="dxa" w:w="50"/>
+              <w:right w:type="dxa" w:w="100"/>
+            </w:tcMar>
+            <w:vAlign w:val="center"/>
+          </w:tcPr>
+          <w:p>
+            <w:pPr>
+              <w:spacing w:after="40" w:before="0" w:line="264"/>
+            </w:pPr>
+            <w:r>
+              <w:rPr>
+                <w:rFonts w:ascii="Times New Roman" w:cs="Times New Roman" w:eastAsia="Times New Roman" w:hAnsi="Times New Roman"/>
+                <w:color w:val="595959"/>
+                <w:sz w:val="22"/>
+                <w:szCs w:val="22"/>
+              </w:rPr>
+              <w:t xml:space="preserve">☐ Đã giải thích mục đích, tự nguyện tham gia   ☐ Đồng ý ghi tên   ☐ Đề nghị giữ kín danh tính</w:t>
             </w:r>
           </w:p>
         </w:tc>
@@ -2554,6 +2655,571 @@
           </w:p>
         </w:tc>
       </w:tr>
+      <w:tr>
+        <w:trPr>
+          <w:cantSplit/>
+          <w:trHeight w:val="900" w:hRule="atLeast"/>
+        </w:trPr>
+        <w:tc>
+          <w:tcPr>
+            <w:tcW w:type="dxa" w:w="600"/>
+            <w:tcBorders>
+              <w:top w:val="single" w:color="7F7F7F" w:sz="4"/>
+              <w:left w:val="single" w:color="7F7F7F" w:sz="4"/>
+              <w:bottom w:val="single" w:color="7F7F7F" w:sz="4"/>
+              <w:right w:val="single" w:color="7F7F7F" w:sz="4"/>
+            </w:tcBorders>
+            <w:tcMar>
+              <w:top w:type="dxa" w:w="50"/>
+              <w:left w:type="dxa" w:w="100"/>
+              <w:bottom w:type="dxa" w:w="50"/>
+              <w:right w:type="dxa" w:w="100"/>
+            </w:tcMar>
+            <w:vAlign w:val="top"/>
+          </w:tcPr>
+          <w:p>
+            <w:pPr>
+              <w:spacing w:after="40" w:before="0" w:line="264"/>
+              <w:jc w:val="center"/>
+            </w:pPr>
+            <w:r>
+              <w:rPr>
+                <w:rFonts w:ascii="Times New Roman" w:cs="Times New Roman" w:eastAsia="Times New Roman" w:hAnsi="Times New Roman"/>
+                <w:sz w:val="22"/>
+                <w:szCs w:val="22"/>
+              </w:rPr>
+              <w:t xml:space="preserve">13</w:t>
+            </w:r>
+          </w:p>
+        </w:tc>
+        <w:tc>
+          <w:tcPr>
+            <w:tcW w:type="dxa" w:w="3900"/>
+            <w:tcBorders>
+              <w:top w:val="single" w:color="7F7F7F" w:sz="4"/>
+              <w:left w:val="single" w:color="7F7F7F" w:sz="4"/>
+              <w:bottom w:val="single" w:color="7F7F7F" w:sz="4"/>
+              <w:right w:val="single" w:color="7F7F7F" w:sz="4"/>
+            </w:tcBorders>
+            <w:tcMar>
+              <w:top w:type="dxa" w:w="50"/>
+              <w:left w:type="dxa" w:w="100"/>
+              <w:bottom w:type="dxa" w:w="50"/>
+              <w:right w:type="dxa" w:w="100"/>
+            </w:tcMar>
+            <w:vAlign w:val="top"/>
+          </w:tcPr>
+          <w:p>
+            <w:pPr>
+              <w:spacing w:after="40" w:before="0" w:line="264"/>
+            </w:pPr>
+            <w:r>
+              <w:rPr>
+                <w:rFonts w:ascii="Times New Roman" w:cs="Times New Roman" w:eastAsia="Times New Roman" w:hAnsi="Times New Roman"/>
+                <w:sz w:val="22"/>
+                <w:szCs w:val="22"/>
+              </w:rPr>
+              <w:t xml:space="preserve">Anh/chị có bị giữ CCCD, giấy tờ tùy thân, giữ lương hoặc phải đặt cọc khi đi làm không? </w:t>
+            </w:r>
+            <w:r>
+              <w:rPr>
+                <w:rFonts w:ascii="Times New Roman" w:cs="Times New Roman" w:eastAsia="Times New Roman" w:hAnsi="Times New Roman"/>
+                <w:b/>
+                <w:bCs/>
+                <w:color w:val="2E75B6"/>
+                <w:sz w:val="18"/>
+                <w:szCs w:val="18"/>
+              </w:rPr>
+              <w:t xml:space="preserve">[CW2]</w:t>
+            </w:r>
+          </w:p>
+        </w:tc>
+        <w:tc>
+          <w:tcPr>
+            <w:tcW w:type="dxa" w:w="3000"/>
+            <w:tcBorders>
+              <w:top w:val="single" w:color="7F7F7F" w:sz="4"/>
+              <w:left w:val="single" w:color="7F7F7F" w:sz="4"/>
+              <w:bottom w:val="single" w:color="7F7F7F" w:sz="4"/>
+              <w:right w:val="single" w:color="7F7F7F" w:sz="4"/>
+            </w:tcBorders>
+            <w:tcMar>
+              <w:top w:type="dxa" w:w="50"/>
+              <w:left w:type="dxa" w:w="100"/>
+              <w:bottom w:type="dxa" w:w="50"/>
+              <w:right w:type="dxa" w:w="100"/>
+            </w:tcMar>
+            <w:vAlign w:val="center"/>
+          </w:tcPr>
+          <w:p>
+            <w:pPr>
+              <w:spacing w:after="40" w:before="0" w:line="264"/>
+            </w:pPr>
+            <w:r>
+              <w:rPr>
+                <w:rFonts w:ascii="Times New Roman" w:cs="Times New Roman" w:eastAsia="Times New Roman" w:hAnsi="Times New Roman"/>
+                <w:sz w:val="23"/>
+                <w:szCs w:val="23"/>
+              </w:rPr>
+              <w:t xml:space="preserve"/>
+            </w:r>
+          </w:p>
+        </w:tc>
+        <w:tc>
+          <w:tcPr>
+            <w:tcW w:type="dxa" w:w="2138"/>
+            <w:tcBorders>
+              <w:top w:val="single" w:color="7F7F7F" w:sz="4"/>
+              <w:left w:val="single" w:color="7F7F7F" w:sz="4"/>
+              <w:bottom w:val="single" w:color="7F7F7F" w:sz="4"/>
+              <w:right w:val="single" w:color="7F7F7F" w:sz="4"/>
+            </w:tcBorders>
+            <w:tcMar>
+              <w:top w:type="dxa" w:w="50"/>
+              <w:left w:type="dxa" w:w="100"/>
+              <w:bottom w:type="dxa" w:w="50"/>
+              <w:right w:type="dxa" w:w="100"/>
+            </w:tcMar>
+            <w:vAlign w:val="center"/>
+          </w:tcPr>
+          <w:p>
+            <w:pPr>
+              <w:spacing w:after="40" w:before="0" w:line="264"/>
+            </w:pPr>
+            <w:r>
+              <w:rPr>
+                <w:rFonts w:ascii="Times New Roman" w:cs="Times New Roman" w:eastAsia="Times New Roman" w:hAnsi="Times New Roman"/>
+                <w:sz w:val="23"/>
+                <w:szCs w:val="23"/>
+              </w:rPr>
+              <w:t xml:space="preserve"/>
+            </w:r>
+          </w:p>
+        </w:tc>
+      </w:tr>
+      <w:tr>
+        <w:trPr>
+          <w:cantSplit/>
+          <w:trHeight w:val="900" w:hRule="atLeast"/>
+        </w:trPr>
+        <w:tc>
+          <w:tcPr>
+            <w:tcW w:type="dxa" w:w="600"/>
+            <w:tcBorders>
+              <w:top w:val="single" w:color="7F7F7F" w:sz="4"/>
+              <w:left w:val="single" w:color="7F7F7F" w:sz="4"/>
+              <w:bottom w:val="single" w:color="7F7F7F" w:sz="4"/>
+              <w:right w:val="single" w:color="7F7F7F" w:sz="4"/>
+            </w:tcBorders>
+            <w:shd w:fill="F5F8FC" w:color="auto" w:val="clear"/>
+            <w:tcMar>
+              <w:top w:type="dxa" w:w="50"/>
+              <w:left w:type="dxa" w:w="100"/>
+              <w:bottom w:type="dxa" w:w="50"/>
+              <w:right w:type="dxa" w:w="100"/>
+            </w:tcMar>
+            <w:vAlign w:val="top"/>
+          </w:tcPr>
+          <w:p>
+            <w:pPr>
+              <w:spacing w:after="40" w:before="0" w:line="264"/>
+              <w:jc w:val="center"/>
+            </w:pPr>
+            <w:r>
+              <w:rPr>
+                <w:rFonts w:ascii="Times New Roman" w:cs="Times New Roman" w:eastAsia="Times New Roman" w:hAnsi="Times New Roman"/>
+                <w:sz w:val="22"/>
+                <w:szCs w:val="22"/>
+              </w:rPr>
+              <w:t xml:space="preserve">14</w:t>
+            </w:r>
+          </w:p>
+        </w:tc>
+        <w:tc>
+          <w:tcPr>
+            <w:tcW w:type="dxa" w:w="3900"/>
+            <w:tcBorders>
+              <w:top w:val="single" w:color="7F7F7F" w:sz="4"/>
+              <w:left w:val="single" w:color="7F7F7F" w:sz="4"/>
+              <w:bottom w:val="single" w:color="7F7F7F" w:sz="4"/>
+              <w:right w:val="single" w:color="7F7F7F" w:sz="4"/>
+            </w:tcBorders>
+            <w:shd w:fill="F5F8FC" w:color="auto" w:val="clear"/>
+            <w:tcMar>
+              <w:top w:type="dxa" w:w="50"/>
+              <w:left w:type="dxa" w:w="100"/>
+              <w:bottom w:type="dxa" w:w="50"/>
+              <w:right w:type="dxa" w:w="100"/>
+            </w:tcMar>
+            <w:vAlign w:val="top"/>
+          </w:tcPr>
+          <w:p>
+            <w:pPr>
+              <w:spacing w:after="40" w:before="0" w:line="264"/>
+            </w:pPr>
+            <w:r>
+              <w:rPr>
+                <w:rFonts w:ascii="Times New Roman" w:cs="Times New Roman" w:eastAsia="Times New Roman" w:hAnsi="Times New Roman"/>
+                <w:sz w:val="22"/>
+                <w:szCs w:val="22"/>
+              </w:rPr>
+              <w:t xml:space="preserve">Anh/chị có được tự do nghỉ việc khi báo trước không? Có bị ép làm thêm giờ, đe dọa hay hạn chế đi lại không? </w:t>
+            </w:r>
+            <w:r>
+              <w:rPr>
+                <w:rFonts w:ascii="Times New Roman" w:cs="Times New Roman" w:eastAsia="Times New Roman" w:hAnsi="Times New Roman"/>
+                <w:b/>
+                <w:bCs/>
+                <w:color w:val="2E75B6"/>
+                <w:sz w:val="18"/>
+                <w:szCs w:val="18"/>
+              </w:rPr>
+              <w:t xml:space="preserve">[CW2]</w:t>
+            </w:r>
+          </w:p>
+        </w:tc>
+        <w:tc>
+          <w:tcPr>
+            <w:tcW w:type="dxa" w:w="3000"/>
+            <w:tcBorders>
+              <w:top w:val="single" w:color="7F7F7F" w:sz="4"/>
+              <w:left w:val="single" w:color="7F7F7F" w:sz="4"/>
+              <w:bottom w:val="single" w:color="7F7F7F" w:sz="4"/>
+              <w:right w:val="single" w:color="7F7F7F" w:sz="4"/>
+            </w:tcBorders>
+            <w:shd w:fill="F5F8FC" w:color="auto" w:val="clear"/>
+            <w:tcMar>
+              <w:top w:type="dxa" w:w="50"/>
+              <w:left w:type="dxa" w:w="100"/>
+              <w:bottom w:type="dxa" w:w="50"/>
+              <w:right w:type="dxa" w:w="100"/>
+            </w:tcMar>
+            <w:vAlign w:val="center"/>
+          </w:tcPr>
+          <w:p>
+            <w:pPr>
+              <w:spacing w:after="40" w:before="0" w:line="264"/>
+            </w:pPr>
+            <w:r>
+              <w:rPr>
+                <w:rFonts w:ascii="Times New Roman" w:cs="Times New Roman" w:eastAsia="Times New Roman" w:hAnsi="Times New Roman"/>
+                <w:sz w:val="23"/>
+                <w:szCs w:val="23"/>
+              </w:rPr>
+              <w:t xml:space="preserve"/>
+            </w:r>
+          </w:p>
+        </w:tc>
+        <w:tc>
+          <w:tcPr>
+            <w:tcW w:type="dxa" w:w="2138"/>
+            <w:tcBorders>
+              <w:top w:val="single" w:color="7F7F7F" w:sz="4"/>
+              <w:left w:val="single" w:color="7F7F7F" w:sz="4"/>
+              <w:bottom w:val="single" w:color="7F7F7F" w:sz="4"/>
+              <w:right w:val="single" w:color="7F7F7F" w:sz="4"/>
+            </w:tcBorders>
+            <w:shd w:fill="F5F8FC" w:color="auto" w:val="clear"/>
+            <w:tcMar>
+              <w:top w:type="dxa" w:w="50"/>
+              <w:left w:type="dxa" w:w="100"/>
+              <w:bottom w:type="dxa" w:w="50"/>
+              <w:right w:type="dxa" w:w="100"/>
+            </w:tcMar>
+            <w:vAlign w:val="center"/>
+          </w:tcPr>
+          <w:p>
+            <w:pPr>
+              <w:spacing w:after="40" w:before="0" w:line="264"/>
+            </w:pPr>
+            <w:r>
+              <w:rPr>
+                <w:rFonts w:ascii="Times New Roman" w:cs="Times New Roman" w:eastAsia="Times New Roman" w:hAnsi="Times New Roman"/>
+                <w:sz w:val="23"/>
+                <w:szCs w:val="23"/>
+              </w:rPr>
+              <w:t xml:space="preserve"/>
+            </w:r>
+          </w:p>
+        </w:tc>
+      </w:tr>
+      <w:tr>
+        <w:trPr>
+          <w:cantSplit/>
+          <w:trHeight w:val="900" w:hRule="atLeast"/>
+        </w:trPr>
+        <w:tc>
+          <w:tcPr>
+            <w:tcW w:type="dxa" w:w="600"/>
+            <w:tcBorders>
+              <w:top w:val="single" w:color="7F7F7F" w:sz="4"/>
+              <w:left w:val="single" w:color="7F7F7F" w:sz="4"/>
+              <w:bottom w:val="single" w:color="7F7F7F" w:sz="4"/>
+              <w:right w:val="single" w:color="7F7F7F" w:sz="4"/>
+            </w:tcBorders>
+            <w:tcMar>
+              <w:top w:type="dxa" w:w="50"/>
+              <w:left w:type="dxa" w:w="100"/>
+              <w:bottom w:type="dxa" w:w="50"/>
+              <w:right w:type="dxa" w:w="100"/>
+            </w:tcMar>
+            <w:vAlign w:val="top"/>
+          </w:tcPr>
+          <w:p>
+            <w:pPr>
+              <w:spacing w:after="40" w:before="0" w:line="264"/>
+              <w:jc w:val="center"/>
+            </w:pPr>
+            <w:r>
+              <w:rPr>
+                <w:rFonts w:ascii="Times New Roman" w:cs="Times New Roman" w:eastAsia="Times New Roman" w:hAnsi="Times New Roman"/>
+                <w:sz w:val="22"/>
+                <w:szCs w:val="22"/>
+              </w:rPr>
+              <w:t xml:space="preserve">15</w:t>
+            </w:r>
+          </w:p>
+        </w:tc>
+        <w:tc>
+          <w:tcPr>
+            <w:tcW w:type="dxa" w:w="3900"/>
+            <w:tcBorders>
+              <w:top w:val="single" w:color="7F7F7F" w:sz="4"/>
+              <w:left w:val="single" w:color="7F7F7F" w:sz="4"/>
+              <w:bottom w:val="single" w:color="7F7F7F" w:sz="4"/>
+              <w:right w:val="single" w:color="7F7F7F" w:sz="4"/>
+            </w:tcBorders>
+            <w:tcMar>
+              <w:top w:type="dxa" w:w="50"/>
+              <w:left w:type="dxa" w:w="100"/>
+              <w:bottom w:type="dxa" w:w="50"/>
+              <w:right w:type="dxa" w:w="100"/>
+            </w:tcMar>
+            <w:vAlign w:val="top"/>
+          </w:tcPr>
+          <w:p>
+            <w:pPr>
+              <w:spacing w:after="40" w:before="0" w:line="264"/>
+            </w:pPr>
+            <w:r>
+              <w:rPr>
+                <w:rFonts w:ascii="Times New Roman" w:cs="Times New Roman" w:eastAsia="Times New Roman" w:hAnsi="Times New Roman"/>
+                <w:sz w:val="22"/>
+                <w:szCs w:val="22"/>
+              </w:rPr>
+              <w:t xml:space="preserve">Anh/chị có được tự do tham gia công đoàn / tổ chức đại diện người lao động không? </w:t>
+            </w:r>
+            <w:r>
+              <w:rPr>
+                <w:rFonts w:ascii="Times New Roman" w:cs="Times New Roman" w:eastAsia="Times New Roman" w:hAnsi="Times New Roman"/>
+                <w:b/>
+                <w:bCs/>
+                <w:color w:val="2E75B6"/>
+                <w:sz w:val="18"/>
+                <w:szCs w:val="18"/>
+              </w:rPr>
+              <w:t xml:space="preserve">[CW2]</w:t>
+            </w:r>
+          </w:p>
+        </w:tc>
+        <w:tc>
+          <w:tcPr>
+            <w:tcW w:type="dxa" w:w="3000"/>
+            <w:tcBorders>
+              <w:top w:val="single" w:color="7F7F7F" w:sz="4"/>
+              <w:left w:val="single" w:color="7F7F7F" w:sz="4"/>
+              <w:bottom w:val="single" w:color="7F7F7F" w:sz="4"/>
+              <w:right w:val="single" w:color="7F7F7F" w:sz="4"/>
+            </w:tcBorders>
+            <w:tcMar>
+              <w:top w:type="dxa" w:w="50"/>
+              <w:left w:type="dxa" w:w="100"/>
+              <w:bottom w:type="dxa" w:w="50"/>
+              <w:right w:type="dxa" w:w="100"/>
+            </w:tcMar>
+            <w:vAlign w:val="center"/>
+          </w:tcPr>
+          <w:p>
+            <w:pPr>
+              <w:spacing w:after="40" w:before="0" w:line="264"/>
+            </w:pPr>
+            <w:r>
+              <w:rPr>
+                <w:rFonts w:ascii="Times New Roman" w:cs="Times New Roman" w:eastAsia="Times New Roman" w:hAnsi="Times New Roman"/>
+                <w:sz w:val="23"/>
+                <w:szCs w:val="23"/>
+              </w:rPr>
+              <w:t xml:space="preserve"/>
+            </w:r>
+          </w:p>
+        </w:tc>
+        <w:tc>
+          <w:tcPr>
+            <w:tcW w:type="dxa" w:w="2138"/>
+            <w:tcBorders>
+              <w:top w:val="single" w:color="7F7F7F" w:sz="4"/>
+              <w:left w:val="single" w:color="7F7F7F" w:sz="4"/>
+              <w:bottom w:val="single" w:color="7F7F7F" w:sz="4"/>
+              <w:right w:val="single" w:color="7F7F7F" w:sz="4"/>
+            </w:tcBorders>
+            <w:tcMar>
+              <w:top w:type="dxa" w:w="50"/>
+              <w:left w:type="dxa" w:w="100"/>
+              <w:bottom w:type="dxa" w:w="50"/>
+              <w:right w:type="dxa" w:w="100"/>
+            </w:tcMar>
+            <w:vAlign w:val="center"/>
+          </w:tcPr>
+          <w:p>
+            <w:pPr>
+              <w:spacing w:after="40" w:before="0" w:line="264"/>
+            </w:pPr>
+            <w:r>
+              <w:rPr>
+                <w:rFonts w:ascii="Times New Roman" w:cs="Times New Roman" w:eastAsia="Times New Roman" w:hAnsi="Times New Roman"/>
+                <w:sz w:val="23"/>
+                <w:szCs w:val="23"/>
+              </w:rPr>
+              <w:t xml:space="preserve"/>
+            </w:r>
+          </w:p>
+        </w:tc>
+      </w:tr>
+      <w:tr>
+        <w:trPr>
+          <w:cantSplit/>
+          <w:trHeight w:val="900" w:hRule="atLeast"/>
+        </w:trPr>
+        <w:tc>
+          <w:tcPr>
+            <w:tcW w:type="dxa" w:w="600"/>
+            <w:tcBorders>
+              <w:top w:val="single" w:color="7F7F7F" w:sz="4"/>
+              <w:left w:val="single" w:color="7F7F7F" w:sz="4"/>
+              <w:bottom w:val="single" w:color="7F7F7F" w:sz="4"/>
+              <w:right w:val="single" w:color="7F7F7F" w:sz="4"/>
+            </w:tcBorders>
+            <w:shd w:fill="F5F8FC" w:color="auto" w:val="clear"/>
+            <w:tcMar>
+              <w:top w:type="dxa" w:w="50"/>
+              <w:left w:type="dxa" w:w="100"/>
+              <w:bottom w:type="dxa" w:w="50"/>
+              <w:right w:type="dxa" w:w="100"/>
+            </w:tcMar>
+            <w:vAlign w:val="top"/>
+          </w:tcPr>
+          <w:p>
+            <w:pPr>
+              <w:spacing w:after="40" w:before="0" w:line="264"/>
+              <w:jc w:val="center"/>
+            </w:pPr>
+            <w:r>
+              <w:rPr>
+                <w:rFonts w:ascii="Times New Roman" w:cs="Times New Roman" w:eastAsia="Times New Roman" w:hAnsi="Times New Roman"/>
+                <w:sz w:val="22"/>
+                <w:szCs w:val="22"/>
+              </w:rPr>
+              <w:t xml:space="preserve">16</w:t>
+            </w:r>
+          </w:p>
+        </w:tc>
+        <w:tc>
+          <w:tcPr>
+            <w:tcW w:type="dxa" w:w="3900"/>
+            <w:tcBorders>
+              <w:top w:val="single" w:color="7F7F7F" w:sz="4"/>
+              <w:left w:val="single" w:color="7F7F7F" w:sz="4"/>
+              <w:bottom w:val="single" w:color="7F7F7F" w:sz="4"/>
+              <w:right w:val="single" w:color="7F7F7F" w:sz="4"/>
+            </w:tcBorders>
+            <w:shd w:fill="F5F8FC" w:color="auto" w:val="clear"/>
+            <w:tcMar>
+              <w:top w:type="dxa" w:w="50"/>
+              <w:left w:type="dxa" w:w="100"/>
+              <w:bottom w:type="dxa" w:w="50"/>
+              <w:right w:type="dxa" w:w="100"/>
+            </w:tcMar>
+            <w:vAlign w:val="top"/>
+          </w:tcPr>
+          <w:p>
+            <w:pPr>
+              <w:spacing w:after="40" w:before="0" w:line="264"/>
+            </w:pPr>
+            <w:r>
+              <w:rPr>
+                <w:rFonts w:ascii="Times New Roman" w:cs="Times New Roman" w:eastAsia="Times New Roman" w:hAnsi="Times New Roman"/>
+                <w:sz w:val="22"/>
+                <w:szCs w:val="22"/>
+              </w:rPr>
+              <w:t xml:space="preserve">Anh/chị biết phản ánh, khiếu nại với ai khi bị đối xử không công bằng?</w:t>
+            </w:r>
+          </w:p>
+        </w:tc>
+        <w:tc>
+          <w:tcPr>
+            <w:tcW w:type="dxa" w:w="3000"/>
+            <w:tcBorders>
+              <w:top w:val="single" w:color="7F7F7F" w:sz="4"/>
+              <w:left w:val="single" w:color="7F7F7F" w:sz="4"/>
+              <w:bottom w:val="single" w:color="7F7F7F" w:sz="4"/>
+              <w:right w:val="single" w:color="7F7F7F" w:sz="4"/>
+            </w:tcBorders>
+            <w:shd w:fill="F5F8FC" w:color="auto" w:val="clear"/>
+            <w:tcMar>
+              <w:top w:type="dxa" w:w="50"/>
+              <w:left w:type="dxa" w:w="100"/>
+              <w:bottom w:type="dxa" w:w="50"/>
+              <w:right w:type="dxa" w:w="100"/>
+            </w:tcMar>
+            <w:vAlign w:val="center"/>
+          </w:tcPr>
+          <w:p>
+            <w:pPr>
+              <w:spacing w:after="40" w:before="0" w:line="264"/>
+            </w:pPr>
+            <w:r>
+              <w:rPr>
+                <w:rFonts w:ascii="Times New Roman" w:cs="Times New Roman" w:eastAsia="Times New Roman" w:hAnsi="Times New Roman"/>
+                <w:sz w:val="23"/>
+                <w:szCs w:val="23"/>
+              </w:rPr>
+              <w:t xml:space="preserve"/>
+            </w:r>
+          </w:p>
+        </w:tc>
+        <w:tc>
+          <w:tcPr>
+            <w:tcW w:type="dxa" w:w="2138"/>
+            <w:tcBorders>
+              <w:top w:val="single" w:color="7F7F7F" w:sz="4"/>
+              <w:left w:val="single" w:color="7F7F7F" w:sz="4"/>
+              <w:bottom w:val="single" w:color="7F7F7F" w:sz="4"/>
+              <w:right w:val="single" w:color="7F7F7F" w:sz="4"/>
+            </w:tcBorders>
+            <w:shd w:fill="F5F8FC" w:color="auto" w:val="clear"/>
+            <w:tcMar>
+              <w:top w:type="dxa" w:w="50"/>
+              <w:left w:type="dxa" w:w="100"/>
+              <w:bottom w:type="dxa" w:w="50"/>
+              <w:right w:type="dxa" w:w="100"/>
+            </w:tcMar>
+            <w:vAlign w:val="center"/>
+          </w:tcPr>
+          <w:p>
+            <w:pPr>
+              <w:spacing w:after="40" w:before="0" w:line="264"/>
+            </w:pPr>
+            <w:r>
+              <w:rPr>
+                <w:rFonts w:ascii="Times New Roman" w:cs="Times New Roman" w:eastAsia="Times New Roman" w:hAnsi="Times New Roman"/>
+                <w:sz w:val="23"/>
+                <w:szCs w:val="23"/>
+              </w:rPr>
+              <w:t xml:space="preserve"/>
+            </w:r>
+          </w:p>
+        </w:tc>
+      </w:tr>
     </w:tbl>
     <w:p>
       <w:pPr>
@@ -2732,12 +3398,114 @@
         </w:tblBorders>
       </w:tblPr>
       <w:tblGrid>
+        <w:gridCol w:w="3500"/>
+        <w:gridCol w:w="6138"/>
+      </w:tblGrid>
+      <w:tr>
+        <w:trPr>
+          <w:cantSplit/>
+          <w:trHeight w:val="400" w:hRule="atLeast"/>
+        </w:trPr>
+        <w:tc>
+          <w:tcPr>
+            <w:tcW w:type="dxa" w:w="3500"/>
+            <w:tcBorders>
+              <w:top w:val="single" w:color="7F7F7F" w:sz="4"/>
+              <w:left w:val="single" w:color="7F7F7F" w:sz="4"/>
+              <w:bottom w:val="single" w:color="7F7F7F" w:sz="4"/>
+              <w:right w:val="single" w:color="7F7F7F" w:sz="4"/>
+            </w:tcBorders>
+            <w:shd w:fill="DEEAF6" w:color="auto" w:val="clear"/>
+            <w:tcMar>
+              <w:top w:type="dxa" w:w="50"/>
+              <w:left w:type="dxa" w:w="100"/>
+              <w:bottom w:type="dxa" w:w="50"/>
+              <w:right w:type="dxa" w:w="100"/>
+            </w:tcMar>
+            <w:vAlign w:val="center"/>
+          </w:tcPr>
+          <w:p>
+            <w:pPr>
+              <w:spacing w:after="40" w:before="0" w:line="264"/>
+            </w:pPr>
+            <w:r>
+              <w:rPr>
+                <w:rFonts w:ascii="Times New Roman" w:cs="Times New Roman" w:eastAsia="Times New Roman" w:hAnsi="Times New Roman"/>
+                <w:b/>
+                <w:bCs/>
+                <w:sz w:val="22"/>
+                <w:szCs w:val="22"/>
+              </w:rPr>
+              <w:t xml:space="preserve">Nhóm rủi ro liên quan</w:t>
+            </w:r>
+          </w:p>
+        </w:tc>
+        <w:tc>
+          <w:tcPr>
+            <w:tcW w:type="dxa" w:w="6138"/>
+            <w:tcBorders>
+              <w:top w:val="single" w:color="7F7F7F" w:sz="4"/>
+              <w:left w:val="single" w:color="7F7F7F" w:sz="4"/>
+              <w:bottom w:val="single" w:color="7F7F7F" w:sz="4"/>
+              <w:right w:val="single" w:color="7F7F7F" w:sz="4"/>
+            </w:tcBorders>
+            <w:tcMar>
+              <w:top w:type="dxa" w:w="50"/>
+              <w:left w:type="dxa" w:w="100"/>
+              <w:bottom w:type="dxa" w:w="50"/>
+              <w:right w:type="dxa" w:w="100"/>
+            </w:tcMar>
+            <w:vAlign w:val="center"/>
+          </w:tcPr>
+          <w:p>
+            <w:pPr>
+              <w:spacing w:after="40" w:before="0" w:line="264"/>
+            </w:pPr>
+            <w:r>
+              <w:rPr>
+                <w:rFonts w:ascii="Times New Roman" w:cs="Times New Roman" w:eastAsia="Times New Roman" w:hAnsi="Times New Roman"/>
+                <w:color w:val="595959"/>
+                <w:sz w:val="22"/>
+                <w:szCs w:val="22"/>
+              </w:rPr>
+              <w:t xml:space="preserve">☐ CW1   ☐ CW2   ☐ CW3   ☐ CW4   ☐ CW5   ☐ Không phát hiện</w:t>
+            </w:r>
+          </w:p>
+        </w:tc>
+      </w:tr>
+    </w:tbl>
+    <w:p>
+      <w:pPr>
+        <w:spacing w:after="80" w:before="0" w:line="264"/>
+      </w:pPr>
+      <w:r>
+        <w:rPr>
+          <w:rFonts w:ascii="Times New Roman" w:cs="Times New Roman" w:eastAsia="Times New Roman" w:hAnsi="Times New Roman"/>
+          <w:sz w:val="23"/>
+          <w:szCs w:val="23"/>
+        </w:rPr>
+        <w:t xml:space="preserve"/>
+      </w:r>
+    </w:p>
+    <w:tbl>
+      <w:tblPr>
+        <w:tblW w:type="dxa" w:w="9638"/>
+        <w:tblBorders>
+          <w:top w:val="single" w:color="auto" w:sz="4"/>
+          <w:left w:val="single" w:color="auto" w:sz="4"/>
+          <w:bottom w:val="single" w:color="auto" w:sz="4"/>
+          <w:right w:val="single" w:color="auto" w:sz="4"/>
+          <w:insideH w:val="single" w:color="auto" w:sz="4"/>
+          <w:insideV w:val="single" w:color="auto" w:sz="4"/>
+        </w:tblBorders>
+      </w:tblPr>
+      <w:tblGrid>
         <w:gridCol w:w="9638"/>
       </w:tblGrid>
       <w:tr>
         <w:trPr>
           <w:cantSplit/>
-          <w:trHeight w:val="1200" w:hRule="atLeast"/>
+          <w:trHeight w:val="960" w:hRule="atLeast"/>
         </w:trPr>
         <w:tc>
           <w:tcPr>
@@ -2774,6 +3542,103 @@
         </w:tc>
       </w:tr>
     </w:tbl>
+    <w:p>
+      <w:pPr>
+        <w:spacing w:after="80" w:before="0" w:line="264"/>
+      </w:pPr>
+      <w:r>
+        <w:rPr>
+          <w:rFonts w:ascii="Times New Roman" w:cs="Times New Roman" w:eastAsia="Times New Roman" w:hAnsi="Times New Roman"/>
+          <w:sz w:val="23"/>
+          <w:szCs w:val="23"/>
+        </w:rPr>
+        <w:t xml:space="preserve"/>
+      </w:r>
+    </w:p>
+    <w:tbl>
+      <w:tblPr>
+        <w:tblW w:type="dxa" w:w="9638"/>
+        <w:tblBorders>
+          <w:top w:val="single" w:color="auto" w:sz="4"/>
+          <w:left w:val="single" w:color="auto" w:sz="4"/>
+          <w:bottom w:val="single" w:color="auto" w:sz="4"/>
+          <w:right w:val="single" w:color="auto" w:sz="4"/>
+          <w:insideH w:val="single" w:color="auto" w:sz="4"/>
+          <w:insideV w:val="single" w:color="auto" w:sz="4"/>
+        </w:tblBorders>
+      </w:tblPr>
+      <w:tblGrid>
+        <w:gridCol w:w="9638"/>
+      </w:tblGrid>
+      <w:tr>
+        <w:trPr>
+          <w:cantSplit/>
+          <w:trHeight w:val="800" w:hRule="atLeast"/>
+        </w:trPr>
+        <w:tc>
+          <w:tcPr>
+            <w:tcW w:type="dxa" w:w="9638"/>
+            <w:tcBorders>
+              <w:top w:val="single" w:color="7F7F7F" w:sz="4"/>
+              <w:left w:val="single" w:color="7F7F7F" w:sz="4"/>
+              <w:bottom w:val="single" w:color="7F7F7F" w:sz="4"/>
+              <w:right w:val="single" w:color="7F7F7F" w:sz="4"/>
+            </w:tcBorders>
+            <w:tcMar>
+              <w:top w:type="dxa" w:w="50"/>
+              <w:left w:type="dxa" w:w="100"/>
+              <w:bottom w:type="dxa" w:w="50"/>
+              <w:right w:type="dxa" w:w="100"/>
+            </w:tcMar>
+            <w:vAlign w:val="top"/>
+          </w:tcPr>
+          <w:p>
+            <w:pPr>
+              <w:spacing w:after="20" w:before="0" w:line="264"/>
+            </w:pPr>
+            <w:r>
+              <w:rPr>
+                <w:rFonts w:ascii="Times New Roman" w:cs="Times New Roman" w:eastAsia="Times New Roman" w:hAnsi="Times New Roman"/>
+                <w:b/>
+                <w:bCs/>
+                <w:sz w:val="22"/>
+                <w:szCs w:val="22"/>
+              </w:rPr>
+              <w:t xml:space="preserve">Kiến nghị, khiếu nại của người được tham vấn (nếu là khiếu nại: ghi vào sổ BM-FSC-11)</w:t>
+            </w:r>
+          </w:p>
+        </w:tc>
+      </w:tr>
+    </w:tbl>
+    <w:p>
+      <w:pPr>
+        <w:spacing w:after="80" w:before="0" w:line="264"/>
+      </w:pPr>
+      <w:r>
+        <w:rPr>
+          <w:rFonts w:ascii="Times New Roman" w:cs="Times New Roman" w:eastAsia="Times New Roman" w:hAnsi="Times New Roman"/>
+          <w:sz w:val="23"/>
+          <w:szCs w:val="23"/>
+        </w:rPr>
+        <w:t xml:space="preserve"/>
+      </w:r>
+    </w:p>
+    <w:p>
+      <w:pPr>
+        <w:spacing w:after="40" w:before="0" w:line="264"/>
+      </w:pPr>
+      <w:r>
+        <w:rPr>
+          <w:rFonts w:ascii="Times New Roman" w:cs="Times New Roman" w:eastAsia="Times New Roman" w:hAnsi="Times New Roman"/>
+          <w:i/>
+          <w:iCs/>
+          <w:color w:val="595959"/>
+          <w:sz w:val="20"/>
+          <w:szCs w:val="20"/>
+        </w:rPr>
+        <w:t xml:space="preserve">CW1 = khai thác bất hợp pháp · CW2 = vi phạm quyền truyền thống, quyền con người · CW3/HCV = giá trị bảo tồn cao · CW4 = chuyển đổi rừng tự nhiên · CW5 = cây biến đổi gen.</w:t>
+      </w:r>
+    </w:p>
     <w:p>
       <w:pPr>
         <w:keepNext/>
